--- a/Report.docx
+++ b/Report.docx
@@ -1,6 +1,6 @@
 
 <file path=word/document.xml><?xml version="1.0" encoding="utf-8"?>
-<w:document xmlns:wpc="http://schemas.microsoft.com/office/word/2010/wordprocessingCanvas" xmlns:cx="http://schemas.microsoft.com/office/drawing/2014/chartex" xmlns:cx1="http://schemas.microsoft.com/office/drawing/2015/9/8/chartex" xmlns:cx2="http://schemas.microsoft.com/office/drawing/2015/10/21/chartex" xmlns:cx3="http://schemas.microsoft.com/office/drawing/2016/5/9/chartex" xmlns:cx4="http://schemas.microsoft.com/office/drawing/2016/5/10/chartex" xmlns:cx5="http://schemas.microsoft.com/office/drawing/2016/5/11/chartex" xmlns:cx6="http://schemas.microsoft.com/office/drawing/2016/5/12/chartex" xmlns:cx7="http://schemas.microsoft.com/office/drawing/2016/5/13/chartex" xmlns:cx8="http://schemas.microsoft.com/office/drawing/2016/5/14/chartex" xmlns:mc="http://schemas.openxmlformats.org/markup-compatibility/2006" xmlns:aink="http://schemas.microsoft.com/office/drawing/2016/ink" xmlns:am3d="http://schemas.microsoft.com/office/drawing/2017/model3d" xmlns:o="urn:schemas-microsoft-com:office:office" xmlns:oel="http://schemas.microsoft.com/office/2019/extlst" xmlns:r="http://schemas.openxmlformats.org/officeDocument/2006/relationships" xmlns:m="http://schemas.openxmlformats.org/officeDocument/2006/math" xmlns:v="urn:schemas-microsoft-com:vml" xmlns:wp14="http://schemas.microsoft.com/office/word/2010/wordprocessingDrawing" xmlns:wp="http://schemas.openxmlformats.org/drawingml/2006/wordprocessingDrawing" xmlns:w10="urn:schemas-microsoft-com:office:word" xmlns:w="http://schemas.openxmlformats.org/wordprocessingml/2006/main" xmlns:w14="http://schemas.microsoft.com/office/word/2010/wordml" xmlns:w15="http://schemas.microsoft.com/office/word/2012/wordml" xmlns:w16cex="http://schemas.microsoft.com/office/word/2018/wordml/cex" xmlns:w16cid="http://schemas.microsoft.com/office/word/2016/wordml/cid" xmlns:w16="http://schemas.microsoft.com/office/word/2018/wordml" xmlns:w16du="http://schemas.microsoft.com/office/word/2023/wordml/word16du" xmlns:w16sdtdh="http://schemas.microsoft.com/office/word/2020/wordml/sdtdatahash" xmlns:w16sdtfl="http://schemas.microsoft.com/office/word/2024/wordml/sdtformatlock" xmlns:w16se="http://schemas.microsoft.com/office/word/2015/wordml/symex" xmlns:wpg="http://schemas.microsoft.com/office/word/2010/wordprocessingGroup" xmlns:wpi="http://schemas.microsoft.com/office/word/2010/wordprocessingInk" xmlns:wne="http://schemas.microsoft.com/office/word/2006/wordml" xmlns:wps="http://schemas.microsoft.com/office/word/2010/wordprocessingShape" mc:Ignorable="w14 w15 w16se w16cid w16 w16cex w16sdtdh w16sdtfl w16du wp14">
+<w:document xmlns:wpc="http://schemas.microsoft.com/office/word/2010/wordprocessingCanvas" xmlns:cx="http://schemas.microsoft.com/office/drawing/2014/chartex" xmlns:cx1="http://schemas.microsoft.com/office/drawing/2015/9/8/chartex" xmlns:cx2="http://schemas.microsoft.com/office/drawing/2015/10/21/chartex" xmlns:cx3="http://schemas.microsoft.com/office/drawing/2016/5/9/chartex" xmlns:cx4="http://schemas.microsoft.com/office/drawing/2016/5/10/chartex" xmlns:cx5="http://schemas.microsoft.com/office/drawing/2016/5/11/chartex" xmlns:cx6="http://schemas.microsoft.com/office/drawing/2016/5/12/chartex" xmlns:cx7="http://schemas.microsoft.com/office/drawing/2016/5/13/chartex" xmlns:cx8="http://schemas.microsoft.com/office/drawing/2016/5/14/chartex" xmlns:mc="http://schemas.openxmlformats.org/markup-compatibility/2006" xmlns:aink="http://schemas.microsoft.com/office/drawing/2016/ink" xmlns:am3d="http://schemas.microsoft.com/office/drawing/2017/model3d" xmlns:o="urn:schemas-microsoft-com:office:office" xmlns:oel="http://schemas.microsoft.com/office/2019/extlst" xmlns:r="http://schemas.openxmlformats.org/officeDocument/2006/relationships" xmlns:m="http://schemas.openxmlformats.org/officeDocument/2006/math" xmlns:v="urn:schemas-microsoft-com:vml" xmlns:wp14="http://schemas.microsoft.com/office/word/2010/wordprocessingDrawing" xmlns:wp="http://schemas.openxmlformats.org/drawingml/2006/wordprocessingDrawing" xmlns:w10="urn:schemas-microsoft-com:office:word" xmlns:w="http://schemas.openxmlformats.org/wordprocessingml/2006/main" xmlns:w14="http://schemas.microsoft.com/office/word/2010/wordml" xmlns:w15="http://schemas.microsoft.com/office/word/2012/wordml" xmlns:w16cex="http://schemas.microsoft.com/office/word/2018/wordml/cex" xmlns:w16cid="http://schemas.microsoft.com/office/word/2016/wordml/cid" xmlns:w16="http://schemas.microsoft.com/office/word/2018/wordml" xmlns:w16sdtdh="http://schemas.microsoft.com/office/word/2020/wordml/sdtdatahash" xmlns:w16se="http://schemas.microsoft.com/office/word/2015/wordml/symex" xmlns:wpg="http://schemas.microsoft.com/office/word/2010/wordprocessingGroup" xmlns:wpi="http://schemas.microsoft.com/office/word/2010/wordprocessingInk" xmlns:wne="http://schemas.microsoft.com/office/word/2006/wordml" xmlns:wps="http://schemas.microsoft.com/office/word/2010/wordprocessingShape" mc:Ignorable="w14 w15 w16se w16cid w16 w16cex w16sdtdh wp14">
   <w:body>
     <w:p>
       <w:pPr>
@@ -439,6 +439,15 @@
                 <w:lang w:bidi="ar-EG"/>
               </w:rPr>
             </w:pPr>
+            <w:r>
+              <w:rPr>
+                <w:rFonts w:asciiTheme="majorBidi" w:hAnsiTheme="majorBidi" w:cstheme="majorBidi"/>
+                <w:b/>
+                <w:bCs/>
+                <w:lang w:bidi="ar-EG"/>
+              </w:rPr>
+              <w:t>20231110</w:t>
+            </w:r>
           </w:p>
         </w:tc>
       </w:tr>
@@ -478,6 +487,15 @@
                 <w:lang w:bidi="ar-EG"/>
               </w:rPr>
             </w:pPr>
+            <w:r>
+              <w:rPr>
+                <w:rFonts w:asciiTheme="majorBidi" w:hAnsiTheme="majorBidi" w:cstheme="majorBidi"/>
+                <w:b/>
+                <w:bCs/>
+                <w:lang w:bidi="ar-EG"/>
+              </w:rPr>
+              <w:t>20230547</w:t>
+            </w:r>
           </w:p>
         </w:tc>
       </w:tr>
@@ -626,27 +644,7 @@
           <w:sz w:val="20"/>
           <w:szCs w:val="20"/>
         </w:rPr>
-        <w:t>FER2013 encapsulates these challenges: images are 48×</w:t>
-      </w:r>
-      <w:proofErr w:type="gramStart"/>
-      <w:r>
-        <w:rPr>
-          <w:rFonts w:ascii="Arial" w:eastAsia="Arial" w:hAnsi="Arial" w:cs="Arial"/>
-          <w:color w:val="1A1A2E"/>
-          <w:sz w:val="20"/>
-          <w:szCs w:val="20"/>
-        </w:rPr>
-        <w:t>48 pixel</w:t>
-      </w:r>
-      <w:proofErr w:type="gramEnd"/>
-      <w:r>
-        <w:rPr>
-          <w:rFonts w:ascii="Arial" w:eastAsia="Arial" w:hAnsi="Arial" w:cs="Arial"/>
-          <w:color w:val="1A1A2E"/>
-          <w:sz w:val="20"/>
-          <w:szCs w:val="20"/>
-        </w:rPr>
-        <w:t xml:space="preserve"> grayscale photographs collected in the wild via automated web search, and the dataset is known for noisy labels and a significant imbalance between the Disgust class (436 training samples) and the Happy class (7,215 training samples).</w:t>
+        <w:t>FER2013 encapsulates these challenges: images are 48×48 pixel grayscale photographs collected in the wild via automated web search, and the dataset is known for noisy labels and a significant imbalance between the Disgust class (436 training samples) and the Happy class (7,215 training samples).</w:t>
       </w:r>
     </w:p>
     <w:p>
@@ -894,27 +892,7 @@
           <w:sz w:val="20"/>
           <w:szCs w:val="20"/>
         </w:rPr>
-        <w:t xml:space="preserve">Classifier: </w:t>
-      </w:r>
-      <w:proofErr w:type="gramStart"/>
-      <w:r>
-        <w:rPr>
-          <w:rFonts w:ascii="Arial" w:eastAsia="Arial" w:hAnsi="Arial" w:cs="Arial"/>
-          <w:color w:val="1A1A2E"/>
-          <w:sz w:val="20"/>
-          <w:szCs w:val="20"/>
-        </w:rPr>
-        <w:t>fully-connected</w:t>
-      </w:r>
-      <w:proofErr w:type="gramEnd"/>
-      <w:r>
-        <w:rPr>
-          <w:rFonts w:ascii="Arial" w:eastAsia="Arial" w:hAnsi="Arial" w:cs="Arial"/>
-          <w:color w:val="1A1A2E"/>
-          <w:sz w:val="20"/>
-          <w:szCs w:val="20"/>
-        </w:rPr>
-        <w:t xml:space="preserve"> MLP. CNNs are excluded from the primary pipeline.</w:t>
+        <w:t>Classifier: fully-connected MLP. CNNs are excluded from the primary pipeline.</w:t>
       </w:r>
     </w:p>
     <w:p>
@@ -977,7 +955,6 @@
           <w:color w:val="156082" w:themeColor="accent1"/>
         </w:rPr>
       </w:pPr>
-      <w:proofErr w:type="gramStart"/>
       <w:r>
         <w:rPr>
           <w:rFonts w:ascii="Arial" w:eastAsia="Arial" w:hAnsi="Arial" w:cs="Arial"/>
@@ -989,7 +966,6 @@
         </w:rPr>
         <w:t>3.1  Dataset</w:t>
       </w:r>
-      <w:proofErr w:type="gramEnd"/>
     </w:p>
     <w:p>
       <w:pPr>
@@ -1003,27 +979,7 @@
           <w:sz w:val="20"/>
           <w:szCs w:val="20"/>
         </w:rPr>
-        <w:t xml:space="preserve">FER2013 contains 35,887 </w:t>
-      </w:r>
-      <w:proofErr w:type="spellStart"/>
-      <w:r>
-        <w:rPr>
-          <w:rFonts w:ascii="Arial" w:eastAsia="Arial" w:hAnsi="Arial" w:cs="Arial"/>
-          <w:color w:val="1A1A2E"/>
-          <w:sz w:val="20"/>
-          <w:szCs w:val="20"/>
-        </w:rPr>
-        <w:t>labeled</w:t>
-      </w:r>
-      <w:proofErr w:type="spellEnd"/>
-      <w:r>
-        <w:rPr>
-          <w:rFonts w:ascii="Arial" w:eastAsia="Arial" w:hAnsi="Arial" w:cs="Arial"/>
-          <w:color w:val="1A1A2E"/>
-          <w:sz w:val="20"/>
-          <w:szCs w:val="20"/>
-        </w:rPr>
-        <w:t xml:space="preserve"> grayscale images across seven emotion classes. The official split provides 28,709 training samples and 7,178 test samples. Class distribution is highly imbalanced:</w:t>
+        <w:t>FER2013 contains 35,887 labeled grayscale images across seven emotion classes. The official split provides 28,709 training samples and 7,178 test samples. Class distribution is highly imbalanced:</w:t>
       </w:r>
     </w:p>
     <w:p>
@@ -1055,12 +1011,6 @@
         <w:gridCol w:w="2520"/>
       </w:tblGrid>
       <w:tr>
-        <w:tblPrEx>
-          <w:tblCellMar>
-            <w:top w:w="0" w:type="dxa"/>
-            <w:bottom w:w="0" w:type="dxa"/>
-          </w:tblCellMar>
-        </w:tblPrEx>
         <w:trPr>
           <w:tblHeader/>
         </w:trPr>
@@ -1190,12 +1140,6 @@
         </w:tc>
       </w:tr>
       <w:tr>
-        <w:tblPrEx>
-          <w:tblCellMar>
-            <w:top w:w="0" w:type="dxa"/>
-            <w:bottom w:w="0" w:type="dxa"/>
-          </w:tblCellMar>
-        </w:tblPrEx>
         <w:tc>
           <w:tcPr>
             <w:tcW w:w="2520" w:type="dxa"/>
@@ -1314,12 +1258,6 @@
         </w:tc>
       </w:tr>
       <w:tr>
-        <w:tblPrEx>
-          <w:tblCellMar>
-            <w:top w:w="0" w:type="dxa"/>
-            <w:bottom w:w="0" w:type="dxa"/>
-          </w:tblCellMar>
-        </w:tblPrEx>
         <w:tc>
           <w:tcPr>
             <w:tcW w:w="2520" w:type="dxa"/>
@@ -1438,12 +1376,6 @@
         </w:tc>
       </w:tr>
       <w:tr>
-        <w:tblPrEx>
-          <w:tblCellMar>
-            <w:top w:w="0" w:type="dxa"/>
-            <w:bottom w:w="0" w:type="dxa"/>
-          </w:tblCellMar>
-        </w:tblPrEx>
         <w:tc>
           <w:tcPr>
             <w:tcW w:w="2520" w:type="dxa"/>
@@ -1562,12 +1494,6 @@
         </w:tc>
       </w:tr>
       <w:tr>
-        <w:tblPrEx>
-          <w:tblCellMar>
-            <w:top w:w="0" w:type="dxa"/>
-            <w:bottom w:w="0" w:type="dxa"/>
-          </w:tblCellMar>
-        </w:tblPrEx>
         <w:tc>
           <w:tcPr>
             <w:tcW w:w="2520" w:type="dxa"/>
@@ -1687,12 +1613,6 @@
         </w:tc>
       </w:tr>
       <w:tr>
-        <w:tblPrEx>
-          <w:tblCellMar>
-            <w:top w:w="0" w:type="dxa"/>
-            <w:bottom w:w="0" w:type="dxa"/>
-          </w:tblCellMar>
-        </w:tblPrEx>
         <w:tc>
           <w:tcPr>
             <w:tcW w:w="2520" w:type="dxa"/>
@@ -1811,12 +1731,6 @@
         </w:tc>
       </w:tr>
       <w:tr>
-        <w:tblPrEx>
-          <w:tblCellMar>
-            <w:top w:w="0" w:type="dxa"/>
-            <w:bottom w:w="0" w:type="dxa"/>
-          </w:tblCellMar>
-        </w:tblPrEx>
         <w:tc>
           <w:tcPr>
             <w:tcW w:w="2520" w:type="dxa"/>
@@ -1935,12 +1849,6 @@
         </w:tc>
       </w:tr>
       <w:tr>
-        <w:tblPrEx>
-          <w:tblCellMar>
-            <w:top w:w="0" w:type="dxa"/>
-            <w:bottom w:w="0" w:type="dxa"/>
-          </w:tblCellMar>
-        </w:tblPrEx>
         <w:tc>
           <w:tcPr>
             <w:tcW w:w="2520" w:type="dxa"/>
@@ -2071,7 +1979,6 @@
           <w:color w:val="156082" w:themeColor="accent1"/>
         </w:rPr>
       </w:pPr>
-      <w:proofErr w:type="gramStart"/>
       <w:r>
         <w:rPr>
           <w:rFonts w:ascii="Arial" w:eastAsia="Arial" w:hAnsi="Arial" w:cs="Arial"/>
@@ -2083,7 +1990,6 @@
         </w:rPr>
         <w:t>3.2  Preprocessing</w:t>
       </w:r>
-      <w:proofErr w:type="gramEnd"/>
     </w:p>
     <w:p>
       <w:pPr>
@@ -2142,27 +2048,7 @@
           <w:sz w:val="20"/>
           <w:szCs w:val="20"/>
         </w:rPr>
-        <w:t xml:space="preserve">Unsharp </w:t>
-      </w:r>
-      <w:proofErr w:type="gramStart"/>
-      <w:r>
-        <w:rPr>
-          <w:rFonts w:ascii="Arial" w:eastAsia="Arial" w:hAnsi="Arial" w:cs="Arial"/>
-          <w:color w:val="1A1A2E"/>
-          <w:sz w:val="20"/>
-          <w:szCs w:val="20"/>
-        </w:rPr>
-        <w:t>masking:</w:t>
-      </w:r>
-      <w:proofErr w:type="gramEnd"/>
-      <w:r>
-        <w:rPr>
-          <w:rFonts w:ascii="Arial" w:eastAsia="Arial" w:hAnsi="Arial" w:cs="Arial"/>
-          <w:color w:val="1A1A2E"/>
-          <w:sz w:val="20"/>
-          <w:szCs w:val="20"/>
-        </w:rPr>
-        <w:t xml:space="preserve"> subtracts a Gaussian-blurred copy of the image to enhance high-frequency edge detail, making facial landmarks more salient for HOG.</w:t>
+        <w:t>Unsharp masking: subtracts a Gaussian-blurred copy of the image to enhance high-frequency edge detail, making facial landmarks more salient for HOG.</w:t>
       </w:r>
     </w:p>
     <w:p>
@@ -2197,7 +2083,6 @@
           <w:color w:val="156082" w:themeColor="accent1"/>
         </w:rPr>
       </w:pPr>
-      <w:proofErr w:type="gramStart"/>
       <w:r>
         <w:rPr>
           <w:rFonts w:ascii="Arial" w:eastAsia="Arial" w:hAnsi="Arial" w:cs="Arial"/>
@@ -2207,19 +2092,7 @@
           <w:sz w:val="22"/>
           <w:szCs w:val="22"/>
         </w:rPr>
-        <w:t>3.3  Face</w:t>
-      </w:r>
-      <w:proofErr w:type="gramEnd"/>
-      <w:r>
-        <w:rPr>
-          <w:rFonts w:ascii="Arial" w:eastAsia="Arial" w:hAnsi="Arial" w:cs="Arial"/>
-          <w:b/>
-          <w:bCs/>
-          <w:color w:val="156082" w:themeColor="accent1"/>
-          <w:sz w:val="22"/>
-          <w:szCs w:val="22"/>
-        </w:rPr>
-        <w:t xml:space="preserve"> Region Detection</w:t>
+        <w:t>3.3  Face Region Detection</w:t>
       </w:r>
     </w:p>
     <w:p>
@@ -2234,9 +2107,24 @@
           <w:sz w:val="20"/>
           <w:szCs w:val="20"/>
         </w:rPr>
-        <w:t xml:space="preserve">Each </w:t>
+        <w:t>Each preprocessed image is passed through MediaPipe BlazeFace (short-range model) to localise and crop the face region before feature extraction. Restricting HOG computation to the face eliminates background gradients that carry no emotion-relevant information.</w:t>
       </w:r>
-      <w:proofErr w:type="spellStart"/>
+    </w:p>
+    <w:p>
+      <w:pPr>
+        <w:spacing w:before="60"/>
+      </w:pPr>
+    </w:p>
+    <w:p>
+      <w:pPr>
+        <w:pStyle w:val="ListParagraph"/>
+        <w:numPr>
+          <w:ilvl w:val="0"/>
+          <w:numId w:val="35"/>
+        </w:numPr>
+        <w:spacing w:before="28" w:after="28" w:line="240" w:lineRule="auto"/>
+        <w:contextualSpacing w:val="0"/>
+      </w:pPr>
       <w:r>
         <w:rPr>
           <w:rFonts w:ascii="Arial" w:eastAsia="Arial" w:hAnsi="Arial" w:cs="Arial"/>
@@ -2244,9 +2132,19 @@
           <w:sz w:val="20"/>
           <w:szCs w:val="20"/>
         </w:rPr>
-        <w:t>preprocessed</w:t>
+        <w:t>Model: blaze_face_short_range.tflite</w:t>
       </w:r>
-      <w:proofErr w:type="spellEnd"/>
+    </w:p>
+    <w:p>
+      <w:pPr>
+        <w:pStyle w:val="ListParagraph"/>
+        <w:numPr>
+          <w:ilvl w:val="0"/>
+          <w:numId w:val="35"/>
+        </w:numPr>
+        <w:spacing w:before="28" w:after="28" w:line="240" w:lineRule="auto"/>
+        <w:contextualSpacing w:val="0"/>
+      </w:pPr>
       <w:r>
         <w:rPr>
           <w:rFonts w:ascii="Arial" w:eastAsia="Arial" w:hAnsi="Arial" w:cs="Arial"/>
@@ -2254,134 +2152,7 @@
           <w:sz w:val="20"/>
           <w:szCs w:val="20"/>
         </w:rPr>
-        <w:t xml:space="preserve"> image is passed through </w:t>
-      </w:r>
-      <w:proofErr w:type="spellStart"/>
-      <w:r>
-        <w:rPr>
-          <w:rFonts w:ascii="Arial" w:eastAsia="Arial" w:hAnsi="Arial" w:cs="Arial"/>
-          <w:color w:val="1A1A2E"/>
-          <w:sz w:val="20"/>
-          <w:szCs w:val="20"/>
-        </w:rPr>
-        <w:t>MediaPipe</w:t>
-      </w:r>
-      <w:proofErr w:type="spellEnd"/>
-      <w:r>
-        <w:rPr>
-          <w:rFonts w:ascii="Arial" w:eastAsia="Arial" w:hAnsi="Arial" w:cs="Arial"/>
-          <w:color w:val="1A1A2E"/>
-          <w:sz w:val="20"/>
-          <w:szCs w:val="20"/>
-        </w:rPr>
-        <w:t xml:space="preserve"> </w:t>
-      </w:r>
-      <w:proofErr w:type="spellStart"/>
-      <w:r>
-        <w:rPr>
-          <w:rFonts w:ascii="Arial" w:eastAsia="Arial" w:hAnsi="Arial" w:cs="Arial"/>
-          <w:color w:val="1A1A2E"/>
-          <w:sz w:val="20"/>
-          <w:szCs w:val="20"/>
-        </w:rPr>
-        <w:t>BlazeFace</w:t>
-      </w:r>
-      <w:proofErr w:type="spellEnd"/>
-      <w:r>
-        <w:rPr>
-          <w:rFonts w:ascii="Arial" w:eastAsia="Arial" w:hAnsi="Arial" w:cs="Arial"/>
-          <w:color w:val="1A1A2E"/>
-          <w:sz w:val="20"/>
-          <w:szCs w:val="20"/>
-        </w:rPr>
-        <w:t xml:space="preserve"> (short-range model) to localise and crop the face region before feature extraction. Restricting HOG computation to the face eliminates background gradients that carry no emotion-relevant information.</w:t>
-      </w:r>
-    </w:p>
-    <w:p>
-      <w:pPr>
-        <w:spacing w:before="60"/>
-      </w:pPr>
-    </w:p>
-    <w:p>
-      <w:pPr>
-        <w:pStyle w:val="ListParagraph"/>
-        <w:numPr>
-          <w:ilvl w:val="0"/>
-          <w:numId w:val="35"/>
-        </w:numPr>
-        <w:spacing w:before="28" w:after="28" w:line="240" w:lineRule="auto"/>
-        <w:contextualSpacing w:val="0"/>
-      </w:pPr>
-      <w:r>
-        <w:rPr>
-          <w:rFonts w:ascii="Arial" w:eastAsia="Arial" w:hAnsi="Arial" w:cs="Arial"/>
-          <w:color w:val="1A1A2E"/>
-          <w:sz w:val="20"/>
-          <w:szCs w:val="20"/>
-        </w:rPr>
-        <w:t xml:space="preserve">Model: </w:t>
-      </w:r>
-      <w:proofErr w:type="spellStart"/>
-      <w:r>
-        <w:rPr>
-          <w:rFonts w:ascii="Arial" w:eastAsia="Arial" w:hAnsi="Arial" w:cs="Arial"/>
-          <w:color w:val="1A1A2E"/>
-          <w:sz w:val="20"/>
-          <w:szCs w:val="20"/>
-        </w:rPr>
-        <w:t>blaze_face_short_</w:t>
-      </w:r>
-      <w:proofErr w:type="gramStart"/>
-      <w:r>
-        <w:rPr>
-          <w:rFonts w:ascii="Arial" w:eastAsia="Arial" w:hAnsi="Arial" w:cs="Arial"/>
-          <w:color w:val="1A1A2E"/>
-          <w:sz w:val="20"/>
-          <w:szCs w:val="20"/>
-        </w:rPr>
-        <w:t>range.tflite</w:t>
-      </w:r>
-      <w:proofErr w:type="spellEnd"/>
-      <w:proofErr w:type="gramEnd"/>
-    </w:p>
-    <w:p>
-      <w:pPr>
-        <w:pStyle w:val="ListParagraph"/>
-        <w:numPr>
-          <w:ilvl w:val="0"/>
-          <w:numId w:val="35"/>
-        </w:numPr>
-        <w:spacing w:before="28" w:after="28" w:line="240" w:lineRule="auto"/>
-        <w:contextualSpacing w:val="0"/>
-      </w:pPr>
-      <w:r>
-        <w:rPr>
-          <w:rFonts w:ascii="Arial" w:eastAsia="Arial" w:hAnsi="Arial" w:cs="Arial"/>
-          <w:color w:val="1A1A2E"/>
-          <w:sz w:val="20"/>
-          <w:szCs w:val="20"/>
-        </w:rPr>
-        <w:t xml:space="preserve">The grayscale image is temporarily converted to RGB for </w:t>
-      </w:r>
-      <w:proofErr w:type="spellStart"/>
-      <w:r>
-        <w:rPr>
-          <w:rFonts w:ascii="Arial" w:eastAsia="Arial" w:hAnsi="Arial" w:cs="Arial"/>
-          <w:color w:val="1A1A2E"/>
-          <w:sz w:val="20"/>
-          <w:szCs w:val="20"/>
-        </w:rPr>
-        <w:t>MediaPipe</w:t>
-      </w:r>
-      <w:proofErr w:type="spellEnd"/>
-      <w:r>
-        <w:rPr>
-          <w:rFonts w:ascii="Arial" w:eastAsia="Arial" w:hAnsi="Arial" w:cs="Arial"/>
-          <w:color w:val="1A1A2E"/>
-          <w:sz w:val="20"/>
-          <w:szCs w:val="20"/>
-        </w:rPr>
-        <w:t xml:space="preserve"> compatibility, then the detected bounding box is applied to the original grayscale.</w:t>
+        <w:t>The grayscale image is temporarily converted to RGB for MediaPipe compatibility, then the detected bounding box is applied to the original grayscale.</w:t>
       </w:r>
     </w:p>
     <w:p>
@@ -2436,7 +2207,6 @@
           <w:color w:val="156082" w:themeColor="accent1"/>
         </w:rPr>
       </w:pPr>
-      <w:proofErr w:type="gramStart"/>
       <w:r>
         <w:rPr>
           <w:rFonts w:ascii="Arial" w:eastAsia="Arial" w:hAnsi="Arial" w:cs="Arial"/>
@@ -2446,19 +2216,7 @@
           <w:sz w:val="22"/>
           <w:szCs w:val="22"/>
         </w:rPr>
-        <w:t>3.4  Feature</w:t>
-      </w:r>
-      <w:proofErr w:type="gramEnd"/>
-      <w:r>
-        <w:rPr>
-          <w:rFonts w:ascii="Arial" w:eastAsia="Arial" w:hAnsi="Arial" w:cs="Arial"/>
-          <w:b/>
-          <w:bCs/>
-          <w:color w:val="156082" w:themeColor="accent1"/>
-          <w:sz w:val="22"/>
-          <w:szCs w:val="22"/>
-        </w:rPr>
-        <w:t xml:space="preserve"> Extraction — HOG</w:t>
+        <w:t>3.4  Feature Extraction — HOG</w:t>
       </w:r>
     </w:p>
     <w:p>
@@ -2473,27 +2231,7 @@
           <w:sz w:val="20"/>
           <w:szCs w:val="20"/>
         </w:rPr>
-        <w:t xml:space="preserve">Histogram of Oriented Gradients (HOG) encodes the local distribution of gradient magnitudes and orientations in a </w:t>
-      </w:r>
-      <w:proofErr w:type="gramStart"/>
-      <w:r>
-        <w:rPr>
-          <w:rFonts w:ascii="Arial" w:eastAsia="Arial" w:hAnsi="Arial" w:cs="Arial"/>
-          <w:color w:val="1A1A2E"/>
-          <w:sz w:val="20"/>
-          <w:szCs w:val="20"/>
-        </w:rPr>
-        <w:t>densely-sampled</w:t>
-      </w:r>
-      <w:proofErr w:type="gramEnd"/>
-      <w:r>
-        <w:rPr>
-          <w:rFonts w:ascii="Arial" w:eastAsia="Arial" w:hAnsi="Arial" w:cs="Arial"/>
-          <w:color w:val="1A1A2E"/>
-          <w:sz w:val="20"/>
-          <w:szCs w:val="20"/>
-        </w:rPr>
-        <w:t xml:space="preserve"> grid of cells. This representation captures the shape-based cues that distinguish facial expressions the curvature of a smile, the depression of brows in anger, the widening of eyes in surprise without requiring learned parameters.</w:t>
+        <w:t>Histogram of Oriented Gradients (HOG) encodes the local distribution of gradient magnitudes and orientations in a densely-sampled grid of cells. This representation captures the shape-based cues that distinguish facial expressions the curvature of a smile, the depression of brows in anger, the widening of eyes in surprise without requiring learned parameters.</w:t>
       </w:r>
     </w:p>
     <w:p>
@@ -2524,12 +2262,6 @@
         <w:gridCol w:w="6624"/>
       </w:tblGrid>
       <w:tr>
-        <w:tblPrEx>
-          <w:tblCellMar>
-            <w:top w:w="0" w:type="dxa"/>
-            <w:bottom w:w="0" w:type="dxa"/>
-          </w:tblCellMar>
-        </w:tblPrEx>
         <w:trPr>
           <w:tblHeader/>
         </w:trPr>
@@ -2629,12 +2361,6 @@
         </w:tc>
       </w:tr>
       <w:tr>
-        <w:tblPrEx>
-          <w:tblCellMar>
-            <w:top w:w="0" w:type="dxa"/>
-            <w:bottom w:w="0" w:type="dxa"/>
-          </w:tblCellMar>
-        </w:tblPrEx>
         <w:tc>
           <w:tcPr>
             <w:tcW w:w="2016" w:type="dxa"/>
@@ -2724,12 +2450,6 @@
         </w:tc>
       </w:tr>
       <w:tr>
-        <w:tblPrEx>
-          <w:tblCellMar>
-            <w:top w:w="0" w:type="dxa"/>
-            <w:bottom w:w="0" w:type="dxa"/>
-          </w:tblCellMar>
-        </w:tblPrEx>
         <w:tc>
           <w:tcPr>
             <w:tcW w:w="2016" w:type="dxa"/>
@@ -2819,12 +2539,6 @@
         </w:tc>
       </w:tr>
       <w:tr>
-        <w:tblPrEx>
-          <w:tblCellMar>
-            <w:top w:w="0" w:type="dxa"/>
-            <w:bottom w:w="0" w:type="dxa"/>
-          </w:tblCellMar>
-        </w:tblPrEx>
         <w:tc>
           <w:tcPr>
             <w:tcW w:w="2016" w:type="dxa"/>
@@ -2914,12 +2628,6 @@
         </w:tc>
       </w:tr>
       <w:tr>
-        <w:tblPrEx>
-          <w:tblCellMar>
-            <w:top w:w="0" w:type="dxa"/>
-            <w:bottom w:w="0" w:type="dxa"/>
-          </w:tblCellMar>
-        </w:tblPrEx>
         <w:tc>
           <w:tcPr>
             <w:tcW w:w="2016" w:type="dxa"/>
@@ -3009,12 +2717,6 @@
         </w:tc>
       </w:tr>
       <w:tr>
-        <w:tblPrEx>
-          <w:tblCellMar>
-            <w:top w:w="0" w:type="dxa"/>
-            <w:bottom w:w="0" w:type="dxa"/>
-          </w:tblCellMar>
-        </w:tblPrEx>
         <w:tc>
           <w:tcPr>
             <w:tcW w:w="2016" w:type="dxa"/>
@@ -3104,12 +2806,6 @@
         </w:tc>
       </w:tr>
       <w:tr>
-        <w:tblPrEx>
-          <w:tblCellMar>
-            <w:top w:w="0" w:type="dxa"/>
-            <w:bottom w:w="0" w:type="dxa"/>
-          </w:tblCellMar>
-        </w:tblPrEx>
         <w:tc>
           <w:tcPr>
             <w:tcW w:w="2016" w:type="dxa"/>
@@ -3199,12 +2895,6 @@
         </w:tc>
       </w:tr>
       <w:tr>
-        <w:tblPrEx>
-          <w:tblCellMar>
-            <w:top w:w="0" w:type="dxa"/>
-            <w:bottom w:w="0" w:type="dxa"/>
-          </w:tblCellMar>
-        </w:tblPrEx>
         <w:tc>
           <w:tcPr>
             <w:tcW w:w="2016" w:type="dxa"/>
@@ -3326,7 +3016,6 @@
           <w:color w:val="156082" w:themeColor="accent1"/>
         </w:rPr>
       </w:pPr>
-      <w:proofErr w:type="gramStart"/>
       <w:r>
         <w:rPr>
           <w:rFonts w:ascii="Arial" w:eastAsia="Arial" w:hAnsi="Arial" w:cs="Arial"/>
@@ -3336,19 +3025,7 @@
           <w:sz w:val="22"/>
           <w:szCs w:val="22"/>
         </w:rPr>
-        <w:t>3.5  Feature</w:t>
-      </w:r>
-      <w:proofErr w:type="gramEnd"/>
-      <w:r>
-        <w:rPr>
-          <w:rFonts w:ascii="Arial" w:eastAsia="Arial" w:hAnsi="Arial" w:cs="Arial"/>
-          <w:b/>
-          <w:bCs/>
-          <w:color w:val="156082" w:themeColor="accent1"/>
-          <w:sz w:val="22"/>
-          <w:szCs w:val="22"/>
-        </w:rPr>
-        <w:t xml:space="preserve"> Scaling</w:t>
+        <w:t>3.5  Feature Scaling</w:t>
       </w:r>
     </w:p>
     <w:p>
@@ -3363,27 +3040,7 @@
           <w:sz w:val="20"/>
           <w:szCs w:val="20"/>
         </w:rPr>
-        <w:t xml:space="preserve">HOG feature vectors are standardised using </w:t>
-      </w:r>
-      <w:proofErr w:type="spellStart"/>
-      <w:r>
-        <w:rPr>
-          <w:rFonts w:ascii="Arial" w:eastAsia="Arial" w:hAnsi="Arial" w:cs="Arial"/>
-          <w:color w:val="1A1A2E"/>
-          <w:sz w:val="20"/>
-          <w:szCs w:val="20"/>
-        </w:rPr>
-        <w:t>StandardScaler</w:t>
-      </w:r>
-      <w:proofErr w:type="spellEnd"/>
-      <w:r>
-        <w:rPr>
-          <w:rFonts w:ascii="Arial" w:eastAsia="Arial" w:hAnsi="Arial" w:cs="Arial"/>
-          <w:color w:val="1A1A2E"/>
-          <w:sz w:val="20"/>
-          <w:szCs w:val="20"/>
-        </w:rPr>
-        <w:t xml:space="preserve"> (zero mean, unit variance) before being passed to the MLP. Neural networks are sensitive to input scale — unscaled features produce unstable gradients and slow convergence. The scaler is fitted exclusively on the training split and applied identically to the test split, preventing any leakage of test statistics into the training process.</w:t>
+        <w:t>HOG feature vectors are standardised using StandardScaler (zero mean, unit variance) before being passed to the MLP. Neural networks are sensitive to input scale — unscaled features produce unstable gradients and slow convergence. The scaler is fitted exclusively on the training split and applied identically to the test split, preventing any leakage of test statistics into the training process.</w:t>
       </w:r>
     </w:p>
     <w:p>
@@ -3448,27 +3105,7 @@
           <w:sz w:val="20"/>
           <w:szCs w:val="20"/>
         </w:rPr>
-        <w:t>Scaler saved to disk (</w:t>
-      </w:r>
-      <w:proofErr w:type="spellStart"/>
-      <w:r>
-        <w:rPr>
-          <w:rFonts w:ascii="Arial" w:eastAsia="Arial" w:hAnsi="Arial" w:cs="Arial"/>
-          <w:color w:val="1A1A2E"/>
-          <w:sz w:val="20"/>
-          <w:szCs w:val="20"/>
-        </w:rPr>
-        <w:t>scaler.pkl</w:t>
-      </w:r>
-      <w:proofErr w:type="spellEnd"/>
-      <w:r>
-        <w:rPr>
-          <w:rFonts w:ascii="Arial" w:eastAsia="Arial" w:hAnsi="Arial" w:cs="Arial"/>
-          <w:color w:val="1A1A2E"/>
-          <w:sz w:val="20"/>
-          <w:szCs w:val="20"/>
-        </w:rPr>
-        <w:t>) and reloaded during inference to guarantee consistency.</w:t>
+        <w:t>Scaler saved to disk (scaler.pkl) and reloaded during inference to guarantee consistency.</w:t>
       </w:r>
     </w:p>
     <w:p>
@@ -3483,7 +3120,6 @@
           <w:color w:val="156082" w:themeColor="accent1"/>
         </w:rPr>
       </w:pPr>
-      <w:proofErr w:type="gramStart"/>
       <w:r>
         <w:rPr>
           <w:rFonts w:ascii="Arial" w:eastAsia="Arial" w:hAnsi="Arial" w:cs="Arial"/>
@@ -3493,19 +3129,7 @@
           <w:sz w:val="22"/>
           <w:szCs w:val="22"/>
         </w:rPr>
-        <w:t>3.6  Classifier</w:t>
-      </w:r>
-      <w:proofErr w:type="gramEnd"/>
-      <w:r>
-        <w:rPr>
-          <w:rFonts w:ascii="Arial" w:eastAsia="Arial" w:hAnsi="Arial" w:cs="Arial"/>
-          <w:b/>
-          <w:bCs/>
-          <w:color w:val="156082" w:themeColor="accent1"/>
-          <w:sz w:val="22"/>
-          <w:szCs w:val="22"/>
-        </w:rPr>
-        <w:t xml:space="preserve"> — MLP Architecture</w:t>
+        <w:t>3.6  Classifier — MLP Architecture</w:t>
       </w:r>
     </w:p>
     <w:p>
@@ -3520,27 +3144,7 @@
           <w:sz w:val="20"/>
           <w:szCs w:val="20"/>
         </w:rPr>
-        <w:t xml:space="preserve">A </w:t>
-      </w:r>
-      <w:proofErr w:type="gramStart"/>
-      <w:r>
-        <w:rPr>
-          <w:rFonts w:ascii="Arial" w:eastAsia="Arial" w:hAnsi="Arial" w:cs="Arial"/>
-          <w:color w:val="1A1A2E"/>
-          <w:sz w:val="20"/>
-          <w:szCs w:val="20"/>
-        </w:rPr>
-        <w:t>fully-connected</w:t>
-      </w:r>
-      <w:proofErr w:type="gramEnd"/>
-      <w:r>
-        <w:rPr>
-          <w:rFonts w:ascii="Arial" w:eastAsia="Arial" w:hAnsi="Arial" w:cs="Arial"/>
-          <w:color w:val="1A1A2E"/>
-          <w:sz w:val="20"/>
-          <w:szCs w:val="20"/>
-        </w:rPr>
-        <w:t xml:space="preserve"> Multi-Layer Perceptron with three hidden layers is trained on the scaled HOG features. Batch Normalisation after each of the first two dense layers stabilises gradient flow and accelerates convergence. Dropout at decreasing rates (0.4 → 0.3 → 0.2) provides progressive regularisation, with heavier dropout at early layers where overfitting risk is highest.</w:t>
+        <w:t>A fully-connected Multi-Layer Perceptron with three hidden layers is trained on the scaled HOG features. Batch Normalisation after each of the first two dense layers stabilises gradient flow and accelerates convergence. Dropout at decreasing rates (0.4 → 0.3 → 0.2) provides progressive regularisation, with heavier dropout at early layers where overfitting risk is highest.</w:t>
       </w:r>
     </w:p>
     <w:p>
@@ -3571,12 +3175,6 @@
         <w:gridCol w:w="3360"/>
       </w:tblGrid>
       <w:tr>
-        <w:tblPrEx>
-          <w:tblCellMar>
-            <w:top w:w="0" w:type="dxa"/>
-            <w:bottom w:w="0" w:type="dxa"/>
-          </w:tblCellMar>
-        </w:tblPrEx>
         <w:trPr>
           <w:tblHeader/>
         </w:trPr>
@@ -3676,12 +3274,6 @@
         </w:tc>
       </w:tr>
       <w:tr>
-        <w:tblPrEx>
-          <w:tblCellMar>
-            <w:top w:w="0" w:type="dxa"/>
-            <w:bottom w:w="0" w:type="dxa"/>
-          </w:tblCellMar>
-        </w:tblPrEx>
         <w:tc>
           <w:tcPr>
             <w:tcW w:w="3360" w:type="dxa"/>
@@ -3707,27 +3299,7 @@
                 <w:sz w:val="19"/>
                 <w:szCs w:val="19"/>
               </w:rPr>
-              <w:t>Dense (</w:t>
-            </w:r>
-            <w:proofErr w:type="spellStart"/>
-            <w:r>
-              <w:rPr>
-                <w:rFonts w:ascii="Arial" w:eastAsia="Arial" w:hAnsi="Arial" w:cs="Arial"/>
-                <w:color w:val="1A1A2E"/>
-                <w:sz w:val="19"/>
-                <w:szCs w:val="19"/>
-              </w:rPr>
-              <w:t>ReLU</w:t>
-            </w:r>
-            <w:proofErr w:type="spellEnd"/>
-            <w:r>
-              <w:rPr>
-                <w:rFonts w:ascii="Arial" w:eastAsia="Arial" w:hAnsi="Arial" w:cs="Arial"/>
-                <w:color w:val="1A1A2E"/>
-                <w:sz w:val="19"/>
-                <w:szCs w:val="19"/>
-              </w:rPr>
-              <w:t>)</w:t>
+              <w:t>Dense (ReLU)</w:t>
             </w:r>
           </w:p>
         </w:tc>
@@ -3778,7 +3350,6 @@
             </w:tcMar>
           </w:tcPr>
           <w:p>
-            <w:proofErr w:type="spellStart"/>
             <w:r>
               <w:rPr>
                 <w:rFonts w:ascii="Arial" w:eastAsia="Arial" w:hAnsi="Arial" w:cs="Arial"/>
@@ -3786,28 +3357,12 @@
                 <w:sz w:val="19"/>
                 <w:szCs w:val="19"/>
               </w:rPr>
-              <w:t>BatchNorm</w:t>
-            </w:r>
-            <w:proofErr w:type="spellEnd"/>
-            <w:r>
-              <w:rPr>
-                <w:rFonts w:ascii="Arial" w:eastAsia="Arial" w:hAnsi="Arial" w:cs="Arial"/>
-                <w:color w:val="1A1A2E"/>
-                <w:sz w:val="19"/>
-                <w:szCs w:val="19"/>
-              </w:rPr>
-              <w:t xml:space="preserve"> + Dropout 0.4</w:t>
+              <w:t>BatchNorm + Dropout 0.4</w:t>
             </w:r>
           </w:p>
         </w:tc>
       </w:tr>
       <w:tr>
-        <w:tblPrEx>
-          <w:tblCellMar>
-            <w:top w:w="0" w:type="dxa"/>
-            <w:bottom w:w="0" w:type="dxa"/>
-          </w:tblCellMar>
-        </w:tblPrEx>
         <w:tc>
           <w:tcPr>
             <w:tcW w:w="3360" w:type="dxa"/>
@@ -3833,27 +3388,7 @@
                 <w:sz w:val="19"/>
                 <w:szCs w:val="19"/>
               </w:rPr>
-              <w:t>Dense (</w:t>
-            </w:r>
-            <w:proofErr w:type="spellStart"/>
-            <w:r>
-              <w:rPr>
-                <w:rFonts w:ascii="Arial" w:eastAsia="Arial" w:hAnsi="Arial" w:cs="Arial"/>
-                <w:color w:val="1A1A2E"/>
-                <w:sz w:val="19"/>
-                <w:szCs w:val="19"/>
-              </w:rPr>
-              <w:t>ReLU</w:t>
-            </w:r>
-            <w:proofErr w:type="spellEnd"/>
-            <w:r>
-              <w:rPr>
-                <w:rFonts w:ascii="Arial" w:eastAsia="Arial" w:hAnsi="Arial" w:cs="Arial"/>
-                <w:color w:val="1A1A2E"/>
-                <w:sz w:val="19"/>
-                <w:szCs w:val="19"/>
-              </w:rPr>
-              <w:t>)</w:t>
+              <w:t>Dense (ReLU)</w:t>
             </w:r>
           </w:p>
         </w:tc>
@@ -3904,7 +3439,6 @@
             </w:tcMar>
           </w:tcPr>
           <w:p>
-            <w:proofErr w:type="spellStart"/>
             <w:r>
               <w:rPr>
                 <w:rFonts w:ascii="Arial" w:eastAsia="Arial" w:hAnsi="Arial" w:cs="Arial"/>
@@ -3912,28 +3446,12 @@
                 <w:sz w:val="19"/>
                 <w:szCs w:val="19"/>
               </w:rPr>
-              <w:t>BatchNorm</w:t>
-            </w:r>
-            <w:proofErr w:type="spellEnd"/>
-            <w:r>
-              <w:rPr>
-                <w:rFonts w:ascii="Arial" w:eastAsia="Arial" w:hAnsi="Arial" w:cs="Arial"/>
-                <w:color w:val="1A1A2E"/>
-                <w:sz w:val="19"/>
-                <w:szCs w:val="19"/>
-              </w:rPr>
-              <w:t xml:space="preserve"> + Dropout 0.3</w:t>
+              <w:t>BatchNorm + Dropout 0.3</w:t>
             </w:r>
           </w:p>
         </w:tc>
       </w:tr>
       <w:tr>
-        <w:tblPrEx>
-          <w:tblCellMar>
-            <w:top w:w="0" w:type="dxa"/>
-            <w:bottom w:w="0" w:type="dxa"/>
-          </w:tblCellMar>
-        </w:tblPrEx>
         <w:tc>
           <w:tcPr>
             <w:tcW w:w="3360" w:type="dxa"/>
@@ -3959,27 +3477,7 @@
                 <w:sz w:val="19"/>
                 <w:szCs w:val="19"/>
               </w:rPr>
-              <w:t>Dense (</w:t>
-            </w:r>
-            <w:proofErr w:type="spellStart"/>
-            <w:r>
-              <w:rPr>
-                <w:rFonts w:ascii="Arial" w:eastAsia="Arial" w:hAnsi="Arial" w:cs="Arial"/>
-                <w:color w:val="1A1A2E"/>
-                <w:sz w:val="19"/>
-                <w:szCs w:val="19"/>
-              </w:rPr>
-              <w:t>ReLU</w:t>
-            </w:r>
-            <w:proofErr w:type="spellEnd"/>
-            <w:r>
-              <w:rPr>
-                <w:rFonts w:ascii="Arial" w:eastAsia="Arial" w:hAnsi="Arial" w:cs="Arial"/>
-                <w:color w:val="1A1A2E"/>
-                <w:sz w:val="19"/>
-                <w:szCs w:val="19"/>
-              </w:rPr>
-              <w:t>)</w:t>
+              <w:t>Dense (ReLU)</w:t>
             </w:r>
           </w:p>
         </w:tc>
@@ -4043,12 +3541,6 @@
         </w:tc>
       </w:tr>
       <w:tr>
-        <w:tblPrEx>
-          <w:tblCellMar>
-            <w:top w:w="0" w:type="dxa"/>
-            <w:bottom w:w="0" w:type="dxa"/>
-          </w:tblCellMar>
-        </w:tblPrEx>
         <w:tc>
           <w:tcPr>
             <w:tcW w:w="3360" w:type="dxa"/>
@@ -4074,27 +3566,7 @@
                 <w:sz w:val="19"/>
                 <w:szCs w:val="19"/>
               </w:rPr>
-              <w:t>Dense (</w:t>
-            </w:r>
-            <w:proofErr w:type="spellStart"/>
-            <w:r>
-              <w:rPr>
-                <w:rFonts w:ascii="Arial" w:eastAsia="Arial" w:hAnsi="Arial" w:cs="Arial"/>
-                <w:color w:val="1A1A2E"/>
-                <w:sz w:val="19"/>
-                <w:szCs w:val="19"/>
-              </w:rPr>
-              <w:t>Softmax</w:t>
-            </w:r>
-            <w:proofErr w:type="spellEnd"/>
-            <w:r>
-              <w:rPr>
-                <w:rFonts w:ascii="Arial" w:eastAsia="Arial" w:hAnsi="Arial" w:cs="Arial"/>
-                <w:color w:val="1A1A2E"/>
-                <w:sz w:val="19"/>
-                <w:szCs w:val="19"/>
-              </w:rPr>
-              <w:t>)</w:t>
+              <w:t>Dense (Softmax)</w:t>
             </w:r>
           </w:p>
         </w:tc>
@@ -4220,27 +3692,7 @@
           <w:sz w:val="20"/>
           <w:szCs w:val="20"/>
         </w:rPr>
-        <w:t xml:space="preserve">Batch size: </w:t>
-      </w:r>
-      <w:proofErr w:type="gramStart"/>
-      <w:r>
-        <w:rPr>
-          <w:rFonts w:ascii="Arial" w:eastAsia="Arial" w:hAnsi="Arial" w:cs="Arial"/>
-          <w:color w:val="1A1A2E"/>
-          <w:sz w:val="20"/>
-          <w:szCs w:val="20"/>
-        </w:rPr>
-        <w:t>64  |</w:t>
-      </w:r>
-      <w:proofErr w:type="gramEnd"/>
-      <w:r>
-        <w:rPr>
-          <w:rFonts w:ascii="Arial" w:eastAsia="Arial" w:hAnsi="Arial" w:cs="Arial"/>
-          <w:color w:val="1A1A2E"/>
-          <w:sz w:val="20"/>
-          <w:szCs w:val="20"/>
-        </w:rPr>
-        <w:t xml:space="preserve">  Max epochs: 100</w:t>
+        <w:t>Batch size: 64  |  Max epochs: 100</w:t>
       </w:r>
     </w:p>
     <w:p>
@@ -4255,7 +3707,6 @@
           <w:color w:val="156082" w:themeColor="accent1"/>
         </w:rPr>
       </w:pPr>
-      <w:proofErr w:type="gramStart"/>
       <w:r>
         <w:rPr>
           <w:rFonts w:ascii="Arial" w:eastAsia="Arial" w:hAnsi="Arial" w:cs="Arial"/>
@@ -4265,19 +3716,7 @@
           <w:sz w:val="22"/>
           <w:szCs w:val="22"/>
         </w:rPr>
-        <w:t>3.7  Training</w:t>
-      </w:r>
-      <w:proofErr w:type="gramEnd"/>
-      <w:r>
-        <w:rPr>
-          <w:rFonts w:ascii="Arial" w:eastAsia="Arial" w:hAnsi="Arial" w:cs="Arial"/>
-          <w:b/>
-          <w:bCs/>
-          <w:color w:val="156082" w:themeColor="accent1"/>
-          <w:sz w:val="22"/>
-          <w:szCs w:val="22"/>
-        </w:rPr>
-        <w:t xml:space="preserve"> Protocol</w:t>
+        <w:t>3.7  Training Protocol</w:t>
       </w:r>
     </w:p>
     <w:p>
@@ -4292,87 +3731,7 @@
           <w:sz w:val="20"/>
           <w:szCs w:val="20"/>
         </w:rPr>
-        <w:t>Before training, the dataset is split into a training portion (85%) and a validation portion (15%) using a stratified split (</w:t>
-      </w:r>
-      <w:proofErr w:type="spellStart"/>
-      <w:r>
-        <w:rPr>
-          <w:rFonts w:ascii="Arial" w:eastAsia="Arial" w:hAnsi="Arial" w:cs="Arial"/>
-          <w:color w:val="1A1A2E"/>
-          <w:sz w:val="20"/>
-          <w:szCs w:val="20"/>
-        </w:rPr>
-        <w:t>sklearn</w:t>
-      </w:r>
-      <w:proofErr w:type="spellEnd"/>
-      <w:r>
-        <w:rPr>
-          <w:rFonts w:ascii="Arial" w:eastAsia="Arial" w:hAnsi="Arial" w:cs="Arial"/>
-          <w:color w:val="1A1A2E"/>
-          <w:sz w:val="20"/>
-          <w:szCs w:val="20"/>
-        </w:rPr>
-        <w:t xml:space="preserve"> </w:t>
-      </w:r>
-      <w:proofErr w:type="spellStart"/>
-      <w:r>
-        <w:rPr>
-          <w:rFonts w:ascii="Arial" w:eastAsia="Arial" w:hAnsi="Arial" w:cs="Arial"/>
-          <w:color w:val="1A1A2E"/>
-          <w:sz w:val="20"/>
-          <w:szCs w:val="20"/>
-        </w:rPr>
-        <w:t>train_test_split</w:t>
-      </w:r>
-      <w:proofErr w:type="spellEnd"/>
-      <w:r>
-        <w:rPr>
-          <w:rFonts w:ascii="Arial" w:eastAsia="Arial" w:hAnsi="Arial" w:cs="Arial"/>
-          <w:color w:val="1A1A2E"/>
-          <w:sz w:val="20"/>
-          <w:szCs w:val="20"/>
-        </w:rPr>
-        <w:t>, stratify=</w:t>
-      </w:r>
-      <w:proofErr w:type="spellStart"/>
-      <w:r>
-        <w:rPr>
-          <w:rFonts w:ascii="Arial" w:eastAsia="Arial" w:hAnsi="Arial" w:cs="Arial"/>
-          <w:color w:val="1A1A2E"/>
-          <w:sz w:val="20"/>
-          <w:szCs w:val="20"/>
-        </w:rPr>
-        <w:t>y_train</w:t>
-      </w:r>
-      <w:proofErr w:type="spellEnd"/>
-      <w:r>
-        <w:rPr>
-          <w:rFonts w:ascii="Arial" w:eastAsia="Arial" w:hAnsi="Arial" w:cs="Arial"/>
-          <w:color w:val="1A1A2E"/>
-          <w:sz w:val="20"/>
-          <w:szCs w:val="20"/>
-        </w:rPr>
-        <w:t xml:space="preserve">, </w:t>
-      </w:r>
-      <w:proofErr w:type="spellStart"/>
-      <w:r>
-        <w:rPr>
-          <w:rFonts w:ascii="Arial" w:eastAsia="Arial" w:hAnsi="Arial" w:cs="Arial"/>
-          <w:color w:val="1A1A2E"/>
-          <w:sz w:val="20"/>
-          <w:szCs w:val="20"/>
-        </w:rPr>
-        <w:t>random_state</w:t>
-      </w:r>
-      <w:proofErr w:type="spellEnd"/>
-      <w:r>
-        <w:rPr>
-          <w:rFonts w:ascii="Arial" w:eastAsia="Arial" w:hAnsi="Arial" w:cs="Arial"/>
-          <w:color w:val="1A1A2E"/>
-          <w:sz w:val="20"/>
-          <w:szCs w:val="20"/>
-        </w:rPr>
-        <w:t>=42). Stratification ensures all seven emotion classes are proportionally represented in the validation set — a critical requirement given FER2013's class imbalance.</w:t>
+        <w:t>Before training, the dataset is split into a training portion (85%) and a validation portion (15%) using a stratified split (sklearn train_test_split, stratify=y_train, random_state=42). Stratification ensures all seven emotion classes are proportionally represented in the validation set — a critical requirement given FER2013's class imbalance.</w:t>
       </w:r>
     </w:p>
     <w:p>
@@ -4405,7 +3764,6 @@
         <w:spacing w:before="28" w:after="28" w:line="240" w:lineRule="auto"/>
         <w:contextualSpacing w:val="0"/>
       </w:pPr>
-      <w:proofErr w:type="spellStart"/>
       <w:r>
         <w:rPr>
           <w:rFonts w:ascii="Arial" w:eastAsia="Arial" w:hAnsi="Arial" w:cs="Arial"/>
@@ -4413,9 +3771,19 @@
           <w:sz w:val="20"/>
           <w:szCs w:val="20"/>
         </w:rPr>
-        <w:t>EarlyStopping</w:t>
+        <w:t>EarlyStopping: monitors val_loss with patience = 10 epochs. Training halts when no improvement is observed for 10 consecutive epochs, and the best weights are restored automatically.</w:t>
       </w:r>
-      <w:proofErr w:type="spellEnd"/>
+    </w:p>
+    <w:p>
+      <w:pPr>
+        <w:pStyle w:val="ListParagraph"/>
+        <w:numPr>
+          <w:ilvl w:val="0"/>
+          <w:numId w:val="35"/>
+        </w:numPr>
+        <w:spacing w:before="28" w:after="28" w:line="240" w:lineRule="auto"/>
+        <w:contextualSpacing w:val="0"/>
+      </w:pPr>
       <w:r>
         <w:rPr>
           <w:rFonts w:ascii="Arial" w:eastAsia="Arial" w:hAnsi="Arial" w:cs="Arial"/>
@@ -4423,9 +3791,19 @@
           <w:sz w:val="20"/>
           <w:szCs w:val="20"/>
         </w:rPr>
-        <w:t xml:space="preserve">: monitors </w:t>
+        <w:t>ReduceLROnPlateau: halves the learning rate when val_loss does not improve for 5 epochs, with a minimum floor of 1e-6. This allows fine-grained convergence without manual schedule tuning.</w:t>
       </w:r>
-      <w:proofErr w:type="spellStart"/>
+    </w:p>
+    <w:p>
+      <w:pPr>
+        <w:spacing w:before="60"/>
+      </w:pPr>
+    </w:p>
+    <w:p>
+      <w:pPr>
+        <w:spacing w:before="40" w:after="40"/>
+        <w:jc w:val="both"/>
+      </w:pPr>
       <w:r>
         <w:rPr>
           <w:rFonts w:ascii="Arial" w:eastAsia="Arial" w:hAnsi="Arial" w:cs="Arial"/>
@@ -4433,168 +3811,7 @@
           <w:sz w:val="20"/>
           <w:szCs w:val="20"/>
         </w:rPr>
-        <w:t>val_loss</w:t>
-      </w:r>
-      <w:proofErr w:type="spellEnd"/>
-      <w:r>
-        <w:rPr>
-          <w:rFonts w:ascii="Arial" w:eastAsia="Arial" w:hAnsi="Arial" w:cs="Arial"/>
-          <w:color w:val="1A1A2E"/>
-          <w:sz w:val="20"/>
-          <w:szCs w:val="20"/>
-        </w:rPr>
-        <w:t xml:space="preserve"> with patience = 10 epochs. Training halts when no improvement is observed for 10 consecutive epochs, and the best weights are restored automatically.</w:t>
-      </w:r>
-    </w:p>
-    <w:p>
-      <w:pPr>
-        <w:pStyle w:val="ListParagraph"/>
-        <w:numPr>
-          <w:ilvl w:val="0"/>
-          <w:numId w:val="35"/>
-        </w:numPr>
-        <w:spacing w:before="28" w:after="28" w:line="240" w:lineRule="auto"/>
-        <w:contextualSpacing w:val="0"/>
-      </w:pPr>
-      <w:proofErr w:type="spellStart"/>
-      <w:r>
-        <w:rPr>
-          <w:rFonts w:ascii="Arial" w:eastAsia="Arial" w:hAnsi="Arial" w:cs="Arial"/>
-          <w:color w:val="1A1A2E"/>
-          <w:sz w:val="20"/>
-          <w:szCs w:val="20"/>
-        </w:rPr>
-        <w:t>ReduceLROnPlateau</w:t>
-      </w:r>
-      <w:proofErr w:type="spellEnd"/>
-      <w:r>
-        <w:rPr>
-          <w:rFonts w:ascii="Arial" w:eastAsia="Arial" w:hAnsi="Arial" w:cs="Arial"/>
-          <w:color w:val="1A1A2E"/>
-          <w:sz w:val="20"/>
-          <w:szCs w:val="20"/>
-        </w:rPr>
-        <w:t xml:space="preserve">: halves the learning rate when </w:t>
-      </w:r>
-      <w:proofErr w:type="spellStart"/>
-      <w:r>
-        <w:rPr>
-          <w:rFonts w:ascii="Arial" w:eastAsia="Arial" w:hAnsi="Arial" w:cs="Arial"/>
-          <w:color w:val="1A1A2E"/>
-          <w:sz w:val="20"/>
-          <w:szCs w:val="20"/>
-        </w:rPr>
-        <w:t>val_loss</w:t>
-      </w:r>
-      <w:proofErr w:type="spellEnd"/>
-      <w:r>
-        <w:rPr>
-          <w:rFonts w:ascii="Arial" w:eastAsia="Arial" w:hAnsi="Arial" w:cs="Arial"/>
-          <w:color w:val="1A1A2E"/>
-          <w:sz w:val="20"/>
-          <w:szCs w:val="20"/>
-        </w:rPr>
-        <w:t xml:space="preserve"> does not improve for 5 epochs, with a minimum floor of 1e-6. This allows fine-grained convergence without manual schedule tuning.</w:t>
-      </w:r>
-    </w:p>
-    <w:p>
-      <w:pPr>
-        <w:spacing w:before="60"/>
-      </w:pPr>
-    </w:p>
-    <w:p>
-      <w:pPr>
-        <w:spacing w:before="40" w:after="40"/>
-        <w:jc w:val="both"/>
-      </w:pPr>
-      <w:r>
-        <w:rPr>
-          <w:rFonts w:ascii="Arial" w:eastAsia="Arial" w:hAnsi="Arial" w:cs="Arial"/>
-          <w:color w:val="1A1A2E"/>
-          <w:sz w:val="20"/>
-          <w:szCs w:val="20"/>
-        </w:rPr>
-        <w:t xml:space="preserve">Note: Using </w:t>
-      </w:r>
-      <w:proofErr w:type="spellStart"/>
-      <w:r>
-        <w:rPr>
-          <w:rFonts w:ascii="Arial" w:eastAsia="Arial" w:hAnsi="Arial" w:cs="Arial"/>
-          <w:color w:val="1A1A2E"/>
-          <w:sz w:val="20"/>
-          <w:szCs w:val="20"/>
-        </w:rPr>
-        <w:t>Keras</w:t>
-      </w:r>
-      <w:proofErr w:type="spellEnd"/>
-      <w:r>
-        <w:rPr>
-          <w:rFonts w:ascii="Arial" w:eastAsia="Arial" w:hAnsi="Arial" w:cs="Arial"/>
-          <w:color w:val="1A1A2E"/>
-          <w:sz w:val="20"/>
-          <w:szCs w:val="20"/>
-        </w:rPr>
-        <w:t xml:space="preserve">’ built-in </w:t>
-      </w:r>
-      <w:proofErr w:type="spellStart"/>
-      <w:r>
-        <w:rPr>
-          <w:rFonts w:ascii="Arial" w:eastAsia="Arial" w:hAnsi="Arial" w:cs="Arial"/>
-          <w:color w:val="1A1A2E"/>
-          <w:sz w:val="20"/>
-          <w:szCs w:val="20"/>
-        </w:rPr>
-        <w:t>validation_split</w:t>
-      </w:r>
-      <w:proofErr w:type="spellEnd"/>
-      <w:r>
-        <w:rPr>
-          <w:rFonts w:ascii="Arial" w:eastAsia="Arial" w:hAnsi="Arial" w:cs="Arial"/>
-          <w:color w:val="1A1A2E"/>
-          <w:sz w:val="20"/>
-          <w:szCs w:val="20"/>
-        </w:rPr>
-        <w:t xml:space="preserve"> without prior shuffling was found to produce a near-single-class validation set (due to data being sorted by class folder), causing </w:t>
-      </w:r>
-      <w:proofErr w:type="spellStart"/>
-      <w:r>
-        <w:rPr>
-          <w:rFonts w:ascii="Arial" w:eastAsia="Arial" w:hAnsi="Arial" w:cs="Arial"/>
-          <w:color w:val="1A1A2E"/>
-          <w:sz w:val="20"/>
-          <w:szCs w:val="20"/>
-        </w:rPr>
-        <w:t>val_accuracy</w:t>
-      </w:r>
-      <w:proofErr w:type="spellEnd"/>
-      <w:r>
-        <w:rPr>
-          <w:rFonts w:ascii="Arial" w:eastAsia="Arial" w:hAnsi="Arial" w:cs="Arial"/>
-          <w:color w:val="1A1A2E"/>
-          <w:sz w:val="20"/>
-          <w:szCs w:val="20"/>
-        </w:rPr>
-        <w:t xml:space="preserve"> to collapse to ~8%. The stratified explicit split fully resolved this issue, restoring </w:t>
-      </w:r>
-      <w:proofErr w:type="spellStart"/>
-      <w:r>
-        <w:rPr>
-          <w:rFonts w:ascii="Arial" w:eastAsia="Arial" w:hAnsi="Arial" w:cs="Arial"/>
-          <w:color w:val="1A1A2E"/>
-          <w:sz w:val="20"/>
-          <w:szCs w:val="20"/>
-        </w:rPr>
-        <w:t>val_accuracy</w:t>
-      </w:r>
-      <w:proofErr w:type="spellEnd"/>
-      <w:r>
-        <w:rPr>
-          <w:rFonts w:ascii="Arial" w:eastAsia="Arial" w:hAnsi="Arial" w:cs="Arial"/>
-          <w:color w:val="1A1A2E"/>
-          <w:sz w:val="20"/>
-          <w:szCs w:val="20"/>
-        </w:rPr>
-        <w:t xml:space="preserve"> to the expected range from epoch 1.</w:t>
+        <w:t>Note: Using Keras’ built-in validation_split without prior shuffling was found to produce a near-single-class validation set (due to data being sorted by class folder), causing val_accuracy to collapse to ~8%. The stratified explicit split fully resolved this issue, restoring val_accuracy to the expected range from epoch 1.</w:t>
       </w:r>
     </w:p>
     <w:p>
@@ -4623,7 +3840,7 @@
 </file>
 
 <file path=word/endnotes.xml><?xml version="1.0" encoding="utf-8"?>
-<w:endnotes xmlns:wpc="http://schemas.microsoft.com/office/word/2010/wordprocessingCanvas" xmlns:cx="http://schemas.microsoft.com/office/drawing/2014/chartex" xmlns:cx1="http://schemas.microsoft.com/office/drawing/2015/9/8/chartex" xmlns:cx2="http://schemas.microsoft.com/office/drawing/2015/10/21/chartex" xmlns:cx3="http://schemas.microsoft.com/office/drawing/2016/5/9/chartex" xmlns:cx4="http://schemas.microsoft.com/office/drawing/2016/5/10/chartex" xmlns:cx5="http://schemas.microsoft.com/office/drawing/2016/5/11/chartex" xmlns:cx6="http://schemas.microsoft.com/office/drawing/2016/5/12/chartex" xmlns:cx7="http://schemas.microsoft.com/office/drawing/2016/5/13/chartex" xmlns:cx8="http://schemas.microsoft.com/office/drawing/2016/5/14/chartex" xmlns:mc="http://schemas.openxmlformats.org/markup-compatibility/2006" xmlns:aink="http://schemas.microsoft.com/office/drawing/2016/ink" xmlns:am3d="http://schemas.microsoft.com/office/drawing/2017/model3d" xmlns:o="urn:schemas-microsoft-com:office:office" xmlns:oel="http://schemas.microsoft.com/office/2019/extlst" xmlns:r="http://schemas.openxmlformats.org/officeDocument/2006/relationships" xmlns:m="http://schemas.openxmlformats.org/officeDocument/2006/math" xmlns:v="urn:schemas-microsoft-com:vml" xmlns:wp14="http://schemas.microsoft.com/office/word/2010/wordprocessingDrawing" xmlns:wp="http://schemas.openxmlformats.org/drawingml/2006/wordprocessingDrawing" xmlns:w10="urn:schemas-microsoft-com:office:word" xmlns:w="http://schemas.openxmlformats.org/wordprocessingml/2006/main" xmlns:w14="http://schemas.microsoft.com/office/word/2010/wordml" xmlns:w15="http://schemas.microsoft.com/office/word/2012/wordml" xmlns:w16cex="http://schemas.microsoft.com/office/word/2018/wordml/cex" xmlns:w16cid="http://schemas.microsoft.com/office/word/2016/wordml/cid" xmlns:w16="http://schemas.microsoft.com/office/word/2018/wordml" xmlns:w16du="http://schemas.microsoft.com/office/word/2023/wordml/word16du" xmlns:w16sdtdh="http://schemas.microsoft.com/office/word/2020/wordml/sdtdatahash" xmlns:w16sdtfl="http://schemas.microsoft.com/office/word/2024/wordml/sdtformatlock" xmlns:w16se="http://schemas.microsoft.com/office/word/2015/wordml/symex" xmlns:wpg="http://schemas.microsoft.com/office/word/2010/wordprocessingGroup" xmlns:wpi="http://schemas.microsoft.com/office/word/2010/wordprocessingInk" xmlns:wne="http://schemas.microsoft.com/office/word/2006/wordml" xmlns:wps="http://schemas.microsoft.com/office/word/2010/wordprocessingShape" mc:Ignorable="w14 w15 w16se w16cid w16 w16cex w16sdtdh w16sdtfl w16du wp14">
+<w:endnotes xmlns:wpc="http://schemas.microsoft.com/office/word/2010/wordprocessingCanvas" xmlns:cx="http://schemas.microsoft.com/office/drawing/2014/chartex" xmlns:cx1="http://schemas.microsoft.com/office/drawing/2015/9/8/chartex" xmlns:cx2="http://schemas.microsoft.com/office/drawing/2015/10/21/chartex" xmlns:cx3="http://schemas.microsoft.com/office/drawing/2016/5/9/chartex" xmlns:cx4="http://schemas.microsoft.com/office/drawing/2016/5/10/chartex" xmlns:cx5="http://schemas.microsoft.com/office/drawing/2016/5/11/chartex" xmlns:cx6="http://schemas.microsoft.com/office/drawing/2016/5/12/chartex" xmlns:cx7="http://schemas.microsoft.com/office/drawing/2016/5/13/chartex" xmlns:cx8="http://schemas.microsoft.com/office/drawing/2016/5/14/chartex" xmlns:mc="http://schemas.openxmlformats.org/markup-compatibility/2006" xmlns:aink="http://schemas.microsoft.com/office/drawing/2016/ink" xmlns:am3d="http://schemas.microsoft.com/office/drawing/2017/model3d" xmlns:o="urn:schemas-microsoft-com:office:office" xmlns:oel="http://schemas.microsoft.com/office/2019/extlst" xmlns:r="http://schemas.openxmlformats.org/officeDocument/2006/relationships" xmlns:m="http://schemas.openxmlformats.org/officeDocument/2006/math" xmlns:v="urn:schemas-microsoft-com:vml" xmlns:wp14="http://schemas.microsoft.com/office/word/2010/wordprocessingDrawing" xmlns:wp="http://schemas.openxmlformats.org/drawingml/2006/wordprocessingDrawing" xmlns:w10="urn:schemas-microsoft-com:office:word" xmlns:w="http://schemas.openxmlformats.org/wordprocessingml/2006/main" xmlns:w14="http://schemas.microsoft.com/office/word/2010/wordml" xmlns:w15="http://schemas.microsoft.com/office/word/2012/wordml" xmlns:w16cex="http://schemas.microsoft.com/office/word/2018/wordml/cex" xmlns:w16cid="http://schemas.microsoft.com/office/word/2016/wordml/cid" xmlns:w16="http://schemas.microsoft.com/office/word/2018/wordml" xmlns:w16sdtdh="http://schemas.microsoft.com/office/word/2020/wordml/sdtdatahash" xmlns:w16se="http://schemas.microsoft.com/office/word/2015/wordml/symex" xmlns:wpg="http://schemas.microsoft.com/office/word/2010/wordprocessingGroup" xmlns:wpi="http://schemas.microsoft.com/office/word/2010/wordprocessingInk" xmlns:wne="http://schemas.microsoft.com/office/word/2006/wordml" xmlns:wps="http://schemas.microsoft.com/office/word/2010/wordprocessingShape" mc:Ignorable="w14 w15 w16se w16cid w16 w16cex w16sdtdh wp14">
   <w:endnote w:type="separator" w:id="-1">
     <w:p>
       <w:pPr>
@@ -4648,7 +3865,7 @@
 </file>
 
 <file path=word/footer1.xml><?xml version="1.0" encoding="utf-8"?>
-<w:ftr xmlns:wpc="http://schemas.microsoft.com/office/word/2010/wordprocessingCanvas" xmlns:cx="http://schemas.microsoft.com/office/drawing/2014/chartex" xmlns:cx1="http://schemas.microsoft.com/office/drawing/2015/9/8/chartex" xmlns:cx2="http://schemas.microsoft.com/office/drawing/2015/10/21/chartex" xmlns:cx3="http://schemas.microsoft.com/office/drawing/2016/5/9/chartex" xmlns:cx4="http://schemas.microsoft.com/office/drawing/2016/5/10/chartex" xmlns:cx5="http://schemas.microsoft.com/office/drawing/2016/5/11/chartex" xmlns:cx6="http://schemas.microsoft.com/office/drawing/2016/5/12/chartex" xmlns:cx7="http://schemas.microsoft.com/office/drawing/2016/5/13/chartex" xmlns:cx8="http://schemas.microsoft.com/office/drawing/2016/5/14/chartex" xmlns:mc="http://schemas.openxmlformats.org/markup-compatibility/2006" xmlns:aink="http://schemas.microsoft.com/office/drawing/2016/ink" xmlns:am3d="http://schemas.microsoft.com/office/drawing/2017/model3d" xmlns:o="urn:schemas-microsoft-com:office:office" xmlns:oel="http://schemas.microsoft.com/office/2019/extlst" xmlns:r="http://schemas.openxmlformats.org/officeDocument/2006/relationships" xmlns:m="http://schemas.openxmlformats.org/officeDocument/2006/math" xmlns:v="urn:schemas-microsoft-com:vml" xmlns:wp14="http://schemas.microsoft.com/office/word/2010/wordprocessingDrawing" xmlns:wp="http://schemas.openxmlformats.org/drawingml/2006/wordprocessingDrawing" xmlns:w10="urn:schemas-microsoft-com:office:word" xmlns:w="http://schemas.openxmlformats.org/wordprocessingml/2006/main" xmlns:w14="http://schemas.microsoft.com/office/word/2010/wordml" xmlns:w15="http://schemas.microsoft.com/office/word/2012/wordml" xmlns:w16cex="http://schemas.microsoft.com/office/word/2018/wordml/cex" xmlns:w16cid="http://schemas.microsoft.com/office/word/2016/wordml/cid" xmlns:w16="http://schemas.microsoft.com/office/word/2018/wordml" xmlns:w16du="http://schemas.microsoft.com/office/word/2023/wordml/word16du" xmlns:w16sdtdh="http://schemas.microsoft.com/office/word/2020/wordml/sdtdatahash" xmlns:w16sdtfl="http://schemas.microsoft.com/office/word/2024/wordml/sdtformatlock" xmlns:w16se="http://schemas.microsoft.com/office/word/2015/wordml/symex" xmlns:wpg="http://schemas.microsoft.com/office/word/2010/wordprocessingGroup" xmlns:wpi="http://schemas.microsoft.com/office/word/2010/wordprocessingInk" xmlns:wne="http://schemas.microsoft.com/office/word/2006/wordml" xmlns:wps="http://schemas.microsoft.com/office/word/2010/wordprocessingShape" mc:Ignorable="w14 w15 w16se w16cid w16 w16cex w16sdtdh w16sdtfl w16du wp14">
+<w:ftr xmlns:wpc="http://schemas.microsoft.com/office/word/2010/wordprocessingCanvas" xmlns:cx="http://schemas.microsoft.com/office/drawing/2014/chartex" xmlns:cx1="http://schemas.microsoft.com/office/drawing/2015/9/8/chartex" xmlns:cx2="http://schemas.microsoft.com/office/drawing/2015/10/21/chartex" xmlns:cx3="http://schemas.microsoft.com/office/drawing/2016/5/9/chartex" xmlns:cx4="http://schemas.microsoft.com/office/drawing/2016/5/10/chartex" xmlns:cx5="http://schemas.microsoft.com/office/drawing/2016/5/11/chartex" xmlns:cx6="http://schemas.microsoft.com/office/drawing/2016/5/12/chartex" xmlns:cx7="http://schemas.microsoft.com/office/drawing/2016/5/13/chartex" xmlns:cx8="http://schemas.microsoft.com/office/drawing/2016/5/14/chartex" xmlns:mc="http://schemas.openxmlformats.org/markup-compatibility/2006" xmlns:aink="http://schemas.microsoft.com/office/drawing/2016/ink" xmlns:am3d="http://schemas.microsoft.com/office/drawing/2017/model3d" xmlns:o="urn:schemas-microsoft-com:office:office" xmlns:oel="http://schemas.microsoft.com/office/2019/extlst" xmlns:r="http://schemas.openxmlformats.org/officeDocument/2006/relationships" xmlns:m="http://schemas.openxmlformats.org/officeDocument/2006/math" xmlns:v="urn:schemas-microsoft-com:vml" xmlns:wp14="http://schemas.microsoft.com/office/word/2010/wordprocessingDrawing" xmlns:wp="http://schemas.openxmlformats.org/drawingml/2006/wordprocessingDrawing" xmlns:w10="urn:schemas-microsoft-com:office:word" xmlns:w="http://schemas.openxmlformats.org/wordprocessingml/2006/main" xmlns:w14="http://schemas.microsoft.com/office/word/2010/wordml" xmlns:w15="http://schemas.microsoft.com/office/word/2012/wordml" xmlns:w16cex="http://schemas.microsoft.com/office/word/2018/wordml/cex" xmlns:w16cid="http://schemas.microsoft.com/office/word/2016/wordml/cid" xmlns:w16="http://schemas.microsoft.com/office/word/2018/wordml" xmlns:w16sdtdh="http://schemas.microsoft.com/office/word/2020/wordml/sdtdatahash" xmlns:w16se="http://schemas.microsoft.com/office/word/2015/wordml/symex" xmlns:wpg="http://schemas.microsoft.com/office/word/2010/wordprocessingGroup" xmlns:wpi="http://schemas.microsoft.com/office/word/2010/wordprocessingInk" xmlns:wne="http://schemas.microsoft.com/office/word/2006/wordml" xmlns:wps="http://schemas.microsoft.com/office/word/2010/wordprocessingShape" mc:Ignorable="w14 w15 w16se w16cid w16 w16cex w16sdtdh wp14">
   <w:sdt>
     <w:sdtPr>
       <w:id w:val="1129433497"/>
@@ -4709,7 +3926,7 @@
 </file>
 
 <file path=word/footnotes.xml><?xml version="1.0" encoding="utf-8"?>
-<w:footnotes xmlns:wpc="http://schemas.microsoft.com/office/word/2010/wordprocessingCanvas" xmlns:cx="http://schemas.microsoft.com/office/drawing/2014/chartex" xmlns:cx1="http://schemas.microsoft.com/office/drawing/2015/9/8/chartex" xmlns:cx2="http://schemas.microsoft.com/office/drawing/2015/10/21/chartex" xmlns:cx3="http://schemas.microsoft.com/office/drawing/2016/5/9/chartex" xmlns:cx4="http://schemas.microsoft.com/office/drawing/2016/5/10/chartex" xmlns:cx5="http://schemas.microsoft.com/office/drawing/2016/5/11/chartex" xmlns:cx6="http://schemas.microsoft.com/office/drawing/2016/5/12/chartex" xmlns:cx7="http://schemas.microsoft.com/office/drawing/2016/5/13/chartex" xmlns:cx8="http://schemas.microsoft.com/office/drawing/2016/5/14/chartex" xmlns:mc="http://schemas.openxmlformats.org/markup-compatibility/2006" xmlns:aink="http://schemas.microsoft.com/office/drawing/2016/ink" xmlns:am3d="http://schemas.microsoft.com/office/drawing/2017/model3d" xmlns:o="urn:schemas-microsoft-com:office:office" xmlns:oel="http://schemas.microsoft.com/office/2019/extlst" xmlns:r="http://schemas.openxmlformats.org/officeDocument/2006/relationships" xmlns:m="http://schemas.openxmlformats.org/officeDocument/2006/math" xmlns:v="urn:schemas-microsoft-com:vml" xmlns:wp14="http://schemas.microsoft.com/office/word/2010/wordprocessingDrawing" xmlns:wp="http://schemas.openxmlformats.org/drawingml/2006/wordprocessingDrawing" xmlns:w10="urn:schemas-microsoft-com:office:word" xmlns:w="http://schemas.openxmlformats.org/wordprocessingml/2006/main" xmlns:w14="http://schemas.microsoft.com/office/word/2010/wordml" xmlns:w15="http://schemas.microsoft.com/office/word/2012/wordml" xmlns:w16cex="http://schemas.microsoft.com/office/word/2018/wordml/cex" xmlns:w16cid="http://schemas.microsoft.com/office/word/2016/wordml/cid" xmlns:w16="http://schemas.microsoft.com/office/word/2018/wordml" xmlns:w16du="http://schemas.microsoft.com/office/word/2023/wordml/word16du" xmlns:w16sdtdh="http://schemas.microsoft.com/office/word/2020/wordml/sdtdatahash" xmlns:w16sdtfl="http://schemas.microsoft.com/office/word/2024/wordml/sdtformatlock" xmlns:w16se="http://schemas.microsoft.com/office/word/2015/wordml/symex" xmlns:wpg="http://schemas.microsoft.com/office/word/2010/wordprocessingGroup" xmlns:wpi="http://schemas.microsoft.com/office/word/2010/wordprocessingInk" xmlns:wne="http://schemas.microsoft.com/office/word/2006/wordml" xmlns:wps="http://schemas.microsoft.com/office/word/2010/wordprocessingShape" mc:Ignorable="w14 w15 w16se w16cid w16 w16cex w16sdtdh w16sdtfl w16du wp14">
+<w:footnotes xmlns:wpc="http://schemas.microsoft.com/office/word/2010/wordprocessingCanvas" xmlns:cx="http://schemas.microsoft.com/office/drawing/2014/chartex" xmlns:cx1="http://schemas.microsoft.com/office/drawing/2015/9/8/chartex" xmlns:cx2="http://schemas.microsoft.com/office/drawing/2015/10/21/chartex" xmlns:cx3="http://schemas.microsoft.com/office/drawing/2016/5/9/chartex" xmlns:cx4="http://schemas.microsoft.com/office/drawing/2016/5/10/chartex" xmlns:cx5="http://schemas.microsoft.com/office/drawing/2016/5/11/chartex" xmlns:cx6="http://schemas.microsoft.com/office/drawing/2016/5/12/chartex" xmlns:cx7="http://schemas.microsoft.com/office/drawing/2016/5/13/chartex" xmlns:cx8="http://schemas.microsoft.com/office/drawing/2016/5/14/chartex" xmlns:mc="http://schemas.openxmlformats.org/markup-compatibility/2006" xmlns:aink="http://schemas.microsoft.com/office/drawing/2016/ink" xmlns:am3d="http://schemas.microsoft.com/office/drawing/2017/model3d" xmlns:o="urn:schemas-microsoft-com:office:office" xmlns:oel="http://schemas.microsoft.com/office/2019/extlst" xmlns:r="http://schemas.openxmlformats.org/officeDocument/2006/relationships" xmlns:m="http://schemas.openxmlformats.org/officeDocument/2006/math" xmlns:v="urn:schemas-microsoft-com:vml" xmlns:wp14="http://schemas.microsoft.com/office/word/2010/wordprocessingDrawing" xmlns:wp="http://schemas.openxmlformats.org/drawingml/2006/wordprocessingDrawing" xmlns:w10="urn:schemas-microsoft-com:office:word" xmlns:w="http://schemas.openxmlformats.org/wordprocessingml/2006/main" xmlns:w14="http://schemas.microsoft.com/office/word/2010/wordml" xmlns:w15="http://schemas.microsoft.com/office/word/2012/wordml" xmlns:w16cex="http://schemas.microsoft.com/office/word/2018/wordml/cex" xmlns:w16cid="http://schemas.microsoft.com/office/word/2016/wordml/cid" xmlns:w16="http://schemas.microsoft.com/office/word/2018/wordml" xmlns:w16sdtdh="http://schemas.microsoft.com/office/word/2020/wordml/sdtdatahash" xmlns:w16se="http://schemas.microsoft.com/office/word/2015/wordml/symex" xmlns:wpg="http://schemas.microsoft.com/office/word/2010/wordprocessingGroup" xmlns:wpi="http://schemas.microsoft.com/office/word/2010/wordprocessingInk" xmlns:wne="http://schemas.microsoft.com/office/word/2006/wordml" xmlns:wps="http://schemas.microsoft.com/office/word/2010/wordprocessingShape" mc:Ignorable="w14 w15 w16se w16cid w16 w16cex w16sdtdh wp14">
   <w:footnote w:type="separator" w:id="-1">
     <w:p>
       <w:pPr>
@@ -4734,7 +3951,7 @@
 </file>
 
 <file path=word/numbering.xml><?xml version="1.0" encoding="utf-8"?>
-<w:numbering xmlns:wpc="http://schemas.microsoft.com/office/word/2010/wordprocessingCanvas" xmlns:cx="http://schemas.microsoft.com/office/drawing/2014/chartex" xmlns:cx1="http://schemas.microsoft.com/office/drawing/2015/9/8/chartex" xmlns:cx2="http://schemas.microsoft.com/office/drawing/2015/10/21/chartex" xmlns:cx3="http://schemas.microsoft.com/office/drawing/2016/5/9/chartex" xmlns:cx4="http://schemas.microsoft.com/office/drawing/2016/5/10/chartex" xmlns:cx5="http://schemas.microsoft.com/office/drawing/2016/5/11/chartex" xmlns:cx6="http://schemas.microsoft.com/office/drawing/2016/5/12/chartex" xmlns:cx7="http://schemas.microsoft.com/office/drawing/2016/5/13/chartex" xmlns:cx8="http://schemas.microsoft.com/office/drawing/2016/5/14/chartex" xmlns:mc="http://schemas.openxmlformats.org/markup-compatibility/2006" xmlns:aink="http://schemas.microsoft.com/office/drawing/2016/ink" xmlns:am3d="http://schemas.microsoft.com/office/drawing/2017/model3d" xmlns:o="urn:schemas-microsoft-com:office:office" xmlns:oel="http://schemas.microsoft.com/office/2019/extlst" xmlns:r="http://schemas.openxmlformats.org/officeDocument/2006/relationships" xmlns:m="http://schemas.openxmlformats.org/officeDocument/2006/math" xmlns:v="urn:schemas-microsoft-com:vml" xmlns:wp14="http://schemas.microsoft.com/office/word/2010/wordprocessingDrawing" xmlns:wp="http://schemas.openxmlformats.org/drawingml/2006/wordprocessingDrawing" xmlns:w10="urn:schemas-microsoft-com:office:word" xmlns:w="http://schemas.openxmlformats.org/wordprocessingml/2006/main" xmlns:w14="http://schemas.microsoft.com/office/word/2010/wordml" xmlns:w15="http://schemas.microsoft.com/office/word/2012/wordml" xmlns:w16cex="http://schemas.microsoft.com/office/word/2018/wordml/cex" xmlns:w16cid="http://schemas.microsoft.com/office/word/2016/wordml/cid" xmlns:w16="http://schemas.microsoft.com/office/word/2018/wordml" xmlns:w16du="http://schemas.microsoft.com/office/word/2023/wordml/word16du" xmlns:w16sdtdh="http://schemas.microsoft.com/office/word/2020/wordml/sdtdatahash" xmlns:w16sdtfl="http://schemas.microsoft.com/office/word/2024/wordml/sdtformatlock" xmlns:w16se="http://schemas.microsoft.com/office/word/2015/wordml/symex" xmlns:wpg="http://schemas.microsoft.com/office/word/2010/wordprocessingGroup" xmlns:wpi="http://schemas.microsoft.com/office/word/2010/wordprocessingInk" xmlns:wne="http://schemas.microsoft.com/office/word/2006/wordml" xmlns:wps="http://schemas.microsoft.com/office/word/2010/wordprocessingShape" mc:Ignorable="w14 w15 w16se w16cid w16 w16cex w16sdtdh w16sdtfl w16du wp14">
+<w:numbering xmlns:wpc="http://schemas.microsoft.com/office/word/2010/wordprocessingCanvas" xmlns:cx="http://schemas.microsoft.com/office/drawing/2014/chartex" xmlns:cx1="http://schemas.microsoft.com/office/drawing/2015/9/8/chartex" xmlns:cx2="http://schemas.microsoft.com/office/drawing/2015/10/21/chartex" xmlns:cx3="http://schemas.microsoft.com/office/drawing/2016/5/9/chartex" xmlns:cx4="http://schemas.microsoft.com/office/drawing/2016/5/10/chartex" xmlns:cx5="http://schemas.microsoft.com/office/drawing/2016/5/11/chartex" xmlns:cx6="http://schemas.microsoft.com/office/drawing/2016/5/12/chartex" xmlns:cx7="http://schemas.microsoft.com/office/drawing/2016/5/13/chartex" xmlns:cx8="http://schemas.microsoft.com/office/drawing/2016/5/14/chartex" xmlns:mc="http://schemas.openxmlformats.org/markup-compatibility/2006" xmlns:aink="http://schemas.microsoft.com/office/drawing/2016/ink" xmlns:am3d="http://schemas.microsoft.com/office/drawing/2017/model3d" xmlns:o="urn:schemas-microsoft-com:office:office" xmlns:oel="http://schemas.microsoft.com/office/2019/extlst" xmlns:r="http://schemas.openxmlformats.org/officeDocument/2006/relationships" xmlns:m="http://schemas.openxmlformats.org/officeDocument/2006/math" xmlns:v="urn:schemas-microsoft-com:vml" xmlns:wp14="http://schemas.microsoft.com/office/word/2010/wordprocessingDrawing" xmlns:wp="http://schemas.openxmlformats.org/drawingml/2006/wordprocessingDrawing" xmlns:w10="urn:schemas-microsoft-com:office:word" xmlns:w="http://schemas.openxmlformats.org/wordprocessingml/2006/main" xmlns:w14="http://schemas.microsoft.com/office/word/2010/wordml" xmlns:w15="http://schemas.microsoft.com/office/word/2012/wordml" xmlns:w16cex="http://schemas.microsoft.com/office/word/2018/wordml/cex" xmlns:w16cid="http://schemas.microsoft.com/office/word/2016/wordml/cid" xmlns:w16="http://schemas.microsoft.com/office/word/2018/wordml" xmlns:w16sdtdh="http://schemas.microsoft.com/office/word/2020/wordml/sdtdatahash" xmlns:w16se="http://schemas.microsoft.com/office/word/2015/wordml/symex" xmlns:wpg="http://schemas.microsoft.com/office/word/2010/wordprocessingGroup" xmlns:wpi="http://schemas.microsoft.com/office/word/2010/wordprocessingInk" xmlns:wne="http://schemas.microsoft.com/office/word/2006/wordml" xmlns:wps="http://schemas.microsoft.com/office/word/2010/wordprocessingShape" mc:Ignorable="w14 w15 w16se w16cid w16 w16cex w16sdtdh wp14">
   <w:abstractNum w:abstractNumId="0" w15:restartNumberingAfterBreak="0">
     <w:nsid w:val="03AE47BB"/>
     <w:multiLevelType w:val="multilevel"/>
@@ -9047,7 +8264,7 @@
 </file>
 
 <file path=word/styles.xml><?xml version="1.0" encoding="utf-8"?>
-<w:styles xmlns:mc="http://schemas.openxmlformats.org/markup-compatibility/2006" xmlns:r="http://schemas.openxmlformats.org/officeDocument/2006/relationships" xmlns:w="http://schemas.openxmlformats.org/wordprocessingml/2006/main" xmlns:w14="http://schemas.microsoft.com/office/word/2010/wordml" xmlns:w15="http://schemas.microsoft.com/office/word/2012/wordml" xmlns:w16cex="http://schemas.microsoft.com/office/word/2018/wordml/cex" xmlns:w16cid="http://schemas.microsoft.com/office/word/2016/wordml/cid" xmlns:w16="http://schemas.microsoft.com/office/word/2018/wordml" xmlns:w16du="http://schemas.microsoft.com/office/word/2023/wordml/word16du" xmlns:w16sdtdh="http://schemas.microsoft.com/office/word/2020/wordml/sdtdatahash" xmlns:w16sdtfl="http://schemas.microsoft.com/office/word/2024/wordml/sdtformatlock" xmlns:w16se="http://schemas.microsoft.com/office/word/2015/wordml/symex" mc:Ignorable="w14 w15 w16se w16cid w16 w16cex w16sdtdh w16sdtfl w16du">
+<w:styles xmlns:mc="http://schemas.openxmlformats.org/markup-compatibility/2006" xmlns:r="http://schemas.openxmlformats.org/officeDocument/2006/relationships" xmlns:w="http://schemas.openxmlformats.org/wordprocessingml/2006/main" xmlns:w14="http://schemas.microsoft.com/office/word/2010/wordml" xmlns:w15="http://schemas.microsoft.com/office/word/2012/wordml" xmlns:w16cex="http://schemas.microsoft.com/office/word/2018/wordml/cex" xmlns:w16cid="http://schemas.microsoft.com/office/word/2016/wordml/cid" xmlns:w16="http://schemas.microsoft.com/office/word/2018/wordml" xmlns:w16sdtdh="http://schemas.microsoft.com/office/word/2020/wordml/sdtdatahash" xmlns:w16se="http://schemas.microsoft.com/office/word/2015/wordml/symex" mc:Ignorable="w14 w15 w16se w16cid w16 w16cex w16sdtdh">
   <w:docDefaults>
     <w:rPrDefault>
       <w:rPr>
